--- a/Documenten/Sjabloon 1 - GDD(Game Design Document).docx
+++ b/Documenten/Sjabloon 1 - GDD(Game Design Document).docx
@@ -28,6 +28,7 @@
           <w:lang w:val="en-US"/>
         </w:rPr>
       </w:pPr>
+      <w:proofErr w:type="spellStart"/>
       <w:r>
         <w:rPr>
           <w:b/>
@@ -36,7 +37,18 @@
           <w:szCs w:val="48"/>
           <w:lang w:val="en-US"/>
         </w:rPr>
-        <w:t xml:space="preserve">Sjabloon </w:t>
+        <w:t>Sjabloon</w:t>
+      </w:r>
+      <w:proofErr w:type="spellEnd"/>
+      <w:r>
+        <w:rPr>
+          <w:b/>
+          <w:bCs/>
+          <w:sz w:val="48"/>
+          <w:szCs w:val="48"/>
+          <w:lang w:val="en-US"/>
+        </w:rPr>
+        <w:t xml:space="preserve"> </w:t>
       </w:r>
       <w:r>
         <w:rPr>
@@ -1921,13 +1933,23 @@
                 <w:lang w:val="en-US"/>
               </w:rPr>
             </w:pPr>
+            <w:proofErr w:type="spellStart"/>
             <w:r>
               <w:rPr>
                 <w:b/>
                 <w:bCs/>
                 <w:lang w:val="en-US"/>
               </w:rPr>
-              <w:t>Originaliteit/USP (Unique Selling Point):</w:t>
+              <w:t>Originaliteit</w:t>
+            </w:r>
+            <w:proofErr w:type="spellEnd"/>
+            <w:r>
+              <w:rPr>
+                <w:b/>
+                <w:bCs/>
+                <w:lang w:val="en-US"/>
+              </w:rPr>
+              <w:t>/USP (Unique Selling Point):</w:t>
             </w:r>
           </w:p>
           <w:p>
@@ -1949,16 +1971,45 @@
               <w:rPr>
                 <w:b/>
                 <w:bCs/>
-                <w:lang w:val="en-US"/>
               </w:rPr>
             </w:pPr>
             <w:r>
               <w:rPr>
                 <w:b/>
                 <w:bCs/>
-                <w:lang w:val="en-US"/>
-              </w:rPr>
-              <w:t>-</w:t>
+              </w:rPr>
+              <w:t>Elke wapentype heeft een special ability</w:t>
+            </w:r>
+            <w:r>
+              <w:rPr>
+                <w:b/>
+                <w:bCs/>
+              </w:rPr>
+              <w:br/>
+              <w:t>Sniper = Railgun</w:t>
+            </w:r>
+            <w:r>
+              <w:rPr>
+                <w:b/>
+                <w:bCs/>
+              </w:rPr>
+              <w:br/>
+              <w:t>Pistol = Simon Kill</w:t>
+            </w:r>
+          </w:p>
+          <w:p>
+            <w:pPr>
+              <w:rPr>
+                <w:b/>
+                <w:bCs/>
+              </w:rPr>
+            </w:pPr>
+            <w:r>
+              <w:rPr>
+                <w:b/>
+                <w:bCs/>
+              </w:rPr>
+              <w:t>Assault Rifle = Chain Lightning</w:t>
             </w:r>
           </w:p>
         </w:tc>
@@ -3518,6 +3569,7 @@
       </w:rPr>
       <w:tab/>
     </w:r>
+    <w:proofErr w:type="spellStart"/>
     <w:r>
       <w:rPr>
         <w:color w:val="000000"/>
@@ -3525,7 +3577,17 @@
         <w:szCs w:val="16"/>
         <w:lang w:val="en-US"/>
       </w:rPr>
-      <w:t xml:space="preserve">Sjabloon </w:t>
+      <w:t>Sjabloon</w:t>
+    </w:r>
+    <w:proofErr w:type="spellEnd"/>
+    <w:r>
+      <w:rPr>
+        <w:color w:val="000000"/>
+        <w:sz w:val="16"/>
+        <w:szCs w:val="16"/>
+        <w:lang w:val="en-US"/>
+      </w:rPr>
+      <w:t xml:space="preserve"> </w:t>
     </w:r>
     <w:r>
       <w:rPr>
@@ -5192,26 +5254,6 @@
 </file>
 
 <file path=customXml/item2.xml><?xml version="1.0" encoding="utf-8"?>
-<p:properties xmlns:p="http://schemas.microsoft.com/office/2006/metadata/properties" xmlns:xsi="http://www.w3.org/2001/XMLSchema-instance" xmlns:pc="http://schemas.microsoft.com/office/infopath/2007/PartnerControls">
-  <documentManagement>
-    <TaxCatchAll xmlns="32dd6115-ce5d-46b4-b638-9e7d5ca6cbee" xsi:nil="true"/>
-    <lcf76f155ced4ddcb4097134ff3c332f xmlns="094ecc41-7a37-40c9-8390-f18431712098">
-      <Terms xmlns="http://schemas.microsoft.com/office/infopath/2007/PartnerControls"/>
-    </lcf76f155ced4ddcb4097134ff3c332f>
-  </documentManagement>
-</p:properties>
-</file>
-
-<file path=customXml/item3.xml><?xml version="1.0" encoding="utf-8"?>
-<?mso-contentType ?>
-<FormTemplates xmlns="http://schemas.microsoft.com/sharepoint/v3/contenttype/forms">
-  <Display>DocumentLibraryForm</Display>
-  <Edit>DocumentLibraryForm</Edit>
-  <New>DocumentLibraryForm</New>
-</FormTemplates>
-</file>
-
-<file path=customXml/item4.xml><?xml version="1.0" encoding="utf-8"?>
 <ct:contentTypeSchema xmlns:ct="http://schemas.microsoft.com/office/2006/metadata/contentType" xmlns:ma="http://schemas.microsoft.com/office/2006/metadata/properties/metaAttributes" ct:_="" ma:_="" ma:contentTypeName="Document" ma:contentTypeID="0x010100D5188FA4F7421B4A93E65E307A769E27" ma:contentTypeVersion="15" ma:contentTypeDescription="Een nieuw document maken." ma:contentTypeScope="" ma:versionID="f68301ec363475462020aa2cb483c4fc">
   <xsd:schema xmlns:xsd="http://www.w3.org/2001/XMLSchema" xmlns:xs="http://www.w3.org/2001/XMLSchema" xmlns:p="http://schemas.microsoft.com/office/2006/metadata/properties" xmlns:ns2="094ecc41-7a37-40c9-8390-f18431712098" xmlns:ns3="32dd6115-ce5d-46b4-b638-9e7d5ca6cbee" targetNamespace="http://schemas.microsoft.com/office/2006/metadata/properties" ma:root="true" ma:fieldsID="f0293ee475ba7f4980a8151756cb5f2a" ns2:_="" ns3:_="">
     <xsd:import namespace="094ecc41-7a37-40c9-8390-f18431712098"/>
@@ -5446,6 +5488,26 @@
 </ct:contentTypeSchema>
 </file>
 
+<file path=customXml/item3.xml><?xml version="1.0" encoding="utf-8"?>
+<?mso-contentType ?>
+<FormTemplates xmlns="http://schemas.microsoft.com/sharepoint/v3/contenttype/forms">
+  <Display>DocumentLibraryForm</Display>
+  <Edit>DocumentLibraryForm</Edit>
+  <New>DocumentLibraryForm</New>
+</FormTemplates>
+</file>
+
+<file path=customXml/item4.xml><?xml version="1.0" encoding="utf-8"?>
+<p:properties xmlns:p="http://schemas.microsoft.com/office/2006/metadata/properties" xmlns:xsi="http://www.w3.org/2001/XMLSchema-instance" xmlns:pc="http://schemas.microsoft.com/office/infopath/2007/PartnerControls">
+  <documentManagement>
+    <TaxCatchAll xmlns="32dd6115-ce5d-46b4-b638-9e7d5ca6cbee" xsi:nil="true"/>
+    <lcf76f155ced4ddcb4097134ff3c332f xmlns="094ecc41-7a37-40c9-8390-f18431712098">
+      <Terms xmlns="http://schemas.microsoft.com/office/infopath/2007/PartnerControls"/>
+    </lcf76f155ced4ddcb4097134ff3c332f>
+  </documentManagement>
+</p:properties>
+</file>
+
 <file path=customXml/itemProps1.xml><?xml version="1.0" encoding="utf-8"?>
 <ds:datastoreItem xmlns:ds="http://schemas.openxmlformats.org/officeDocument/2006/customXml" ds:itemID="{8162CAD7-841C-4740-BB05-9434E13DB1CA}">
   <ds:schemaRefs>
@@ -5455,25 +5517,6 @@
 </file>
 
 <file path=customXml/itemProps2.xml><?xml version="1.0" encoding="utf-8"?>
-<ds:datastoreItem xmlns:ds="http://schemas.openxmlformats.org/officeDocument/2006/customXml" ds:itemID="{91F92A0A-AACE-43E5-89F9-369DFE81A653}">
-  <ds:schemaRefs>
-    <ds:schemaRef ds:uri="http://schemas.microsoft.com/office/2006/metadata/properties"/>
-    <ds:schemaRef ds:uri="http://schemas.microsoft.com/office/infopath/2007/PartnerControls"/>
-    <ds:schemaRef ds:uri="32dd6115-ce5d-46b4-b638-9e7d5ca6cbee"/>
-    <ds:schemaRef ds:uri="094ecc41-7a37-40c9-8390-f18431712098"/>
-  </ds:schemaRefs>
-</ds:datastoreItem>
-</file>
-
-<file path=customXml/itemProps3.xml><?xml version="1.0" encoding="utf-8"?>
-<ds:datastoreItem xmlns:ds="http://schemas.openxmlformats.org/officeDocument/2006/customXml" ds:itemID="{0A4EF1CA-211F-4D3B-A3A7-59A30722EE61}">
-  <ds:schemaRefs>
-    <ds:schemaRef ds:uri="http://schemas.microsoft.com/sharepoint/v3/contenttype/forms"/>
-  </ds:schemaRefs>
-</ds:datastoreItem>
-</file>
-
-<file path=customXml/itemProps4.xml><?xml version="1.0" encoding="utf-8"?>
 <ds:datastoreItem xmlns:ds="http://schemas.openxmlformats.org/officeDocument/2006/customXml" ds:itemID="{260DF310-C2FB-4D62-8BFC-3455AFB6BA99}">
   <ds:schemaRefs>
     <ds:schemaRef ds:uri="http://schemas.microsoft.com/office/2006/metadata/contentType"/>
@@ -5490,4 +5533,23 @@
     <ds:schemaRef ds:uri="http://schemas.microsoft.com/internal/obd"/>
   </ds:schemaRefs>
 </ds:datastoreItem>
+</file>
+
+<file path=customXml/itemProps3.xml><?xml version="1.0" encoding="utf-8"?>
+<ds:datastoreItem xmlns:ds="http://schemas.openxmlformats.org/officeDocument/2006/customXml" ds:itemID="{0A4EF1CA-211F-4D3B-A3A7-59A30722EE61}">
+  <ds:schemaRefs>
+    <ds:schemaRef ds:uri="http://schemas.microsoft.com/sharepoint/v3/contenttype/forms"/>
+  </ds:schemaRefs>
+</ds:datastoreItem>
+</file>
+
+<file path=customXml/itemProps4.xml><?xml version="1.0" encoding="utf-8"?>
+<ds:datastoreItem xmlns:ds="http://schemas.openxmlformats.org/officeDocument/2006/customXml" ds:itemID="{91F92A0A-AACE-43E5-89F9-369DFE81A653}">
+  <ds:schemaRefs>
+    <ds:schemaRef ds:uri="http://schemas.microsoft.com/office/2006/metadata/properties"/>
+    <ds:schemaRef ds:uri="http://schemas.microsoft.com/office/infopath/2007/PartnerControls"/>
+    <ds:schemaRef ds:uri="32dd6115-ce5d-46b4-b638-9e7d5ca6cbee"/>
+    <ds:schemaRef ds:uri="094ecc41-7a37-40c9-8390-f18431712098"/>
+  </ds:schemaRefs>
+</ds:datastoreItem>
 </file>